--- a/manuscript/wen-li-2025-geointerv.docx
+++ b/manuscript/wen-li-2025-geointerv.docx
@@ -343,64 +343,638 @@
         <w:rPr>
           <w:szCs w:val="18"/>
         </w:rPr>
-        <w:t>A single paragraph of about 200 words maximum. For research articles, abstracts should give a pertinent overview of the work. We strongly encourage authors to use the following style of structured abstracts, but without headings: (1) Background: Place the question addressed in a broad context and highlight the purpose of the study</w:t>
+        <w:t>Geo-i</w:t>
       </w:r>
       <w:r>
         <w:rPr>
           <w:szCs w:val="18"/>
         </w:rPr>
-        <w:t xml:space="preserve">; (2) Methods: briefly describe the main methods or treatments applied; (3) Results: summarize the </w:t>
+        <w:t>nterventions</w:t>
       </w:r>
       <w:r>
         <w:rPr>
           <w:szCs w:val="18"/>
         </w:rPr>
-        <w:t>article</w:t>
-      </w:r>
-      <w:r>
-        <w:rPr>
-          <w:rFonts w:hint="eastAsia"/>
+        <w:t xml:space="preserve">, interventions </w:t>
+      </w:r>
+      <w:r>
+        <w:rPr>
           <w:szCs w:val="18"/>
         </w:rPr>
-        <w:t>’</w:t>
+        <w:t>implemented in geographic space</w:t>
       </w:r>
       <w:r>
         <w:rPr>
           <w:szCs w:val="18"/>
         </w:rPr>
+        <w:t xml:space="preserve"> (e.g. hotspot policing), have had success in reducing the millions of preventable deaths across the world.</w:t>
+      </w:r>
+      <w:r>
+        <w:rPr>
+          <w:szCs w:val="18"/>
+        </w:rPr>
+        <w:t xml:space="preserve"> However, many</w:t>
+      </w:r>
+      <w:r>
+        <w:rPr>
+          <w:szCs w:val="18"/>
+        </w:rPr>
+        <w:t xml:space="preserve"> </w:t>
+      </w:r>
+      <w:r>
+        <w:rPr>
+          <w:szCs w:val="18"/>
+        </w:rPr>
+        <w:t>studies support</w:t>
+      </w:r>
+      <w:r>
+        <w:rPr>
+          <w:szCs w:val="18"/>
+        </w:rPr>
+        <w:t>ing</w:t>
+      </w:r>
+      <w:r>
+        <w:rPr>
+          <w:szCs w:val="18"/>
+        </w:rPr>
+        <w:t xml:space="preserve"> geo-interventions have focused on </w:t>
+      </w:r>
+      <w:r>
+        <w:rPr>
+          <w:i/>
+          <w:iCs/>
+          <w:szCs w:val="18"/>
+        </w:rPr>
+        <w:t>where</w:t>
+      </w:r>
+      <w:r>
+        <w:rPr>
+          <w:szCs w:val="18"/>
+        </w:rPr>
+        <w:t xml:space="preserve"> to implement them rather than </w:t>
+      </w:r>
+      <w:r>
+        <w:rPr>
+          <w:i/>
+          <w:iCs/>
+          <w:szCs w:val="18"/>
+        </w:rPr>
+        <w:t>what</w:t>
+      </w:r>
+      <w:r>
+        <w:rPr>
+          <w:szCs w:val="18"/>
+        </w:rPr>
+        <w:t xml:space="preserve"> the</w:t>
+      </w:r>
+      <w:r>
+        <w:rPr>
+          <w:szCs w:val="18"/>
+        </w:rPr>
+        <w:t>y</w:t>
+      </w:r>
+      <w:r>
+        <w:rPr>
+          <w:szCs w:val="18"/>
+        </w:rPr>
+        <w:t xml:space="preserve"> are.</w:t>
+      </w:r>
+      <w:r>
+        <w:rPr>
+          <w:szCs w:val="18"/>
+        </w:rPr>
+        <w:t xml:space="preserve"> In this paper, </w:t>
+      </w:r>
+      <w:r>
+        <w:rPr>
+          <w:szCs w:val="18"/>
+        </w:rPr>
+        <w:t xml:space="preserve">we </w:t>
+      </w:r>
+      <w:r>
+        <w:rPr>
+          <w:szCs w:val="18"/>
+        </w:rPr>
+        <w:t xml:space="preserve">answer how to model and generate </w:t>
+      </w:r>
+      <w:r>
+        <w:rPr>
+          <w:szCs w:val="18"/>
+        </w:rPr>
+        <w:t>geo-interventions</w:t>
+      </w:r>
+      <w:r>
+        <w:rPr>
+          <w:szCs w:val="18"/>
+        </w:rPr>
+        <w:t xml:space="preserve"> using </w:t>
+      </w:r>
+      <w:r>
+        <w:rPr>
+          <w:szCs w:val="18"/>
+        </w:rPr>
+        <w:t xml:space="preserve">spatial </w:t>
+      </w:r>
+      <w:r>
+        <w:rPr>
+          <w:szCs w:val="18"/>
+        </w:rPr>
+        <w:t>data</w:t>
+      </w:r>
+      <w:r>
+        <w:rPr>
+          <w:szCs w:val="18"/>
+        </w:rPr>
+        <w:t>, providing both what these geo-interventions are and where to apply them</w:t>
+      </w:r>
+      <w:r>
+        <w:rPr>
+          <w:szCs w:val="18"/>
+        </w:rPr>
+        <w:t>.</w:t>
+      </w:r>
+      <w:r>
+        <w:rPr>
+          <w:szCs w:val="18"/>
+        </w:rPr>
+        <w:t xml:space="preserve"> </w:t>
+      </w:r>
+      <w:r>
+        <w:rPr>
+          <w:szCs w:val="18"/>
+        </w:rPr>
+        <w:t>We</w:t>
+      </w:r>
+      <w:r>
+        <w:rPr>
+          <w:szCs w:val="18"/>
+        </w:rPr>
+        <w:t xml:space="preserve"> </w:t>
+      </w:r>
+      <w:r>
+        <w:rPr>
+          <w:szCs w:val="18"/>
+        </w:rPr>
+        <w:t xml:space="preserve">defined geo-intervention modelling as </w:t>
+      </w:r>
+      <w:r>
+        <w:rPr>
+          <w:szCs w:val="18"/>
+        </w:rPr>
+        <w:t>a</w:t>
+      </w:r>
+      <w:r>
+        <w:rPr>
+          <w:szCs w:val="18"/>
+        </w:rPr>
+        <w:t xml:space="preserve"> problem of</w:t>
+      </w:r>
+      <w:r>
+        <w:rPr>
+          <w:szCs w:val="18"/>
+        </w:rPr>
+        <w:t xml:space="preserve"> </w:t>
+      </w:r>
+      <w:r>
+        <w:rPr>
+          <w:szCs w:val="18"/>
+        </w:rPr>
+        <w:t>optimizing</w:t>
+      </w:r>
+      <w:r>
+        <w:rPr>
+          <w:szCs w:val="18"/>
+        </w:rPr>
+        <w:t xml:space="preserve"> actions and their locations</w:t>
+      </w:r>
+      <w:r>
+        <w:rPr>
+          <w:szCs w:val="18"/>
+        </w:rPr>
+        <w:t>, given</w:t>
+      </w:r>
+      <w:r>
+        <w:rPr>
+          <w:szCs w:val="18"/>
+        </w:rPr>
+        <w:t xml:space="preserve"> the objective of </w:t>
+      </w:r>
+      <w:r>
+        <w:rPr>
+          <w:szCs w:val="18"/>
+        </w:rPr>
+        <w:t>maximizing</w:t>
+      </w:r>
+      <w:r>
+        <w:rPr>
+          <w:szCs w:val="18"/>
+        </w:rPr>
+        <w:t xml:space="preserve"> predicted outcome</w:t>
+      </w:r>
+      <w:r>
+        <w:rPr>
+          <w:szCs w:val="18"/>
+        </w:rPr>
         <w:t>s</w:t>
       </w:r>
       <w:r>
         <w:rPr>
           <w:szCs w:val="18"/>
         </w:rPr>
-        <w:t xml:space="preserve"> main findings; (4) Conclusions: indicate the main conclus</w:t>
+        <w:t xml:space="preserve">. </w:t>
       </w:r>
       <w:r>
         <w:rPr>
           <w:szCs w:val="18"/>
         </w:rPr>
-        <w:t>ions or interpretations. The ab</w:t>
+        <w:t xml:space="preserve">To solve this, </w:t>
       </w:r>
       <w:r>
         <w:rPr>
           <w:szCs w:val="18"/>
         </w:rPr>
-        <w:t xml:space="preserve">stract should be an objective representation of the </w:t>
-      </w:r>
-      <w:proofErr w:type="gramStart"/>
+        <w:t>we</w:t>
+      </w:r>
       <w:r>
         <w:rPr>
           <w:szCs w:val="18"/>
         </w:rPr>
-        <w:t>article</w:t>
-      </w:r>
-      <w:proofErr w:type="gramEnd"/>
+        <w:t xml:space="preserve"> produced a framework </w:t>
+      </w:r>
       <w:r>
         <w:rPr>
           <w:szCs w:val="18"/>
         </w:rPr>
-        <w:t xml:space="preserve"> and it must not contain results that are not presented and substantiated in the main text and should not exaggerate the main conclusions.</w:t>
+        <w:t xml:space="preserve">for transforming </w:t>
+      </w:r>
+      <w:r>
+        <w:rPr>
+          <w:szCs w:val="18"/>
+        </w:rPr>
+        <w:t>spatial data to model</w:t>
+      </w:r>
+      <w:r>
+        <w:rPr>
+          <w:szCs w:val="18"/>
+        </w:rPr>
+        <w:t xml:space="preserve"> </w:t>
+      </w:r>
+      <w:r>
+        <w:rPr>
+          <w:szCs w:val="18"/>
+        </w:rPr>
+        <w:t>potential actions</w:t>
+      </w:r>
+      <w:r>
+        <w:rPr>
+          <w:szCs w:val="18"/>
+        </w:rPr>
+        <w:t xml:space="preserve"> for</w:t>
+      </w:r>
+      <w:r>
+        <w:rPr>
+          <w:szCs w:val="18"/>
+        </w:rPr>
+        <w:t xml:space="preserve"> </w:t>
+      </w:r>
+      <w:r>
+        <w:rPr>
+          <w:szCs w:val="18"/>
+        </w:rPr>
+        <w:t>generat</w:t>
+      </w:r>
+      <w:r>
+        <w:rPr>
+          <w:szCs w:val="18"/>
+        </w:rPr>
+        <w:t>ing</w:t>
+      </w:r>
+      <w:r>
+        <w:rPr>
+          <w:szCs w:val="18"/>
+        </w:rPr>
+        <w:t xml:space="preserve"> geo-interventions.</w:t>
+      </w:r>
+      <w:r>
+        <w:rPr>
+          <w:szCs w:val="18"/>
+        </w:rPr>
+        <w:t xml:space="preserve"> </w:t>
+      </w:r>
+      <w:r>
+        <w:rPr>
+          <w:szCs w:val="18"/>
+        </w:rPr>
+        <w:t>Finally, we</w:t>
+      </w:r>
+      <w:r>
+        <w:rPr>
+          <w:szCs w:val="18"/>
+        </w:rPr>
+        <w:t xml:space="preserve"> </w:t>
+      </w:r>
+      <w:r>
+        <w:rPr>
+          <w:szCs w:val="18"/>
+        </w:rPr>
+        <w:t>conducted a case study of</w:t>
+      </w:r>
+      <w:r>
+        <w:rPr>
+          <w:szCs w:val="18"/>
+        </w:rPr>
+        <w:t xml:space="preserve"> reducing traffic collisions in Toronto, Canada</w:t>
+      </w:r>
+      <w:r>
+        <w:rPr>
+          <w:szCs w:val="18"/>
+        </w:rPr>
+        <w:t>, to demonstrate the framework, which produced a</w:t>
+      </w:r>
+      <w:r>
+        <w:rPr>
+          <w:szCs w:val="18"/>
+        </w:rPr>
+        <w:t xml:space="preserve"> machine learning model </w:t>
+      </w:r>
+      <w:r>
+        <w:rPr>
+          <w:szCs w:val="18"/>
+        </w:rPr>
+        <w:t>t</w:t>
+      </w:r>
+      <w:r>
+        <w:rPr>
+          <w:szCs w:val="18"/>
+        </w:rPr>
+        <w:t>hat</w:t>
+      </w:r>
+      <w:r>
+        <w:rPr>
+          <w:szCs w:val="18"/>
+        </w:rPr>
+        <w:t xml:space="preserve"> discover</w:t>
+      </w:r>
+      <w:r>
+        <w:rPr>
+          <w:szCs w:val="18"/>
+        </w:rPr>
+        <w:t>ed</w:t>
+      </w:r>
+      <w:r>
+        <w:rPr>
+          <w:szCs w:val="18"/>
+        </w:rPr>
+        <w:t xml:space="preserve"> geo-interventions specifying </w:t>
+      </w:r>
+      <w:r>
+        <w:rPr>
+          <w:szCs w:val="18"/>
+        </w:rPr>
+        <w:t xml:space="preserve">red light camera, </w:t>
+      </w:r>
+      <w:r>
+        <w:rPr>
+          <w:szCs w:val="18"/>
+        </w:rPr>
+        <w:t xml:space="preserve">transit shelter, </w:t>
+      </w:r>
+      <w:r>
+        <w:rPr>
+          <w:szCs w:val="18"/>
+        </w:rPr>
+        <w:t xml:space="preserve">and </w:t>
+      </w:r>
+      <w:r>
+        <w:rPr>
+          <w:szCs w:val="18"/>
+        </w:rPr>
+        <w:t>wayfinding</w:t>
+      </w:r>
+      <w:r>
+        <w:rPr>
+          <w:szCs w:val="18"/>
+        </w:rPr>
+        <w:t xml:space="preserve"> </w:t>
+      </w:r>
+      <w:r>
+        <w:rPr>
+          <w:szCs w:val="18"/>
+        </w:rPr>
+        <w:t>infrastructure</w:t>
+      </w:r>
+      <w:r>
+        <w:rPr>
+          <w:szCs w:val="18"/>
+        </w:rPr>
+        <w:t xml:space="preserve"> changes </w:t>
+      </w:r>
+      <w:r>
+        <w:rPr>
+          <w:szCs w:val="18"/>
+        </w:rPr>
+        <w:t>that w</w:t>
+      </w:r>
+      <w:r>
+        <w:rPr>
+          <w:szCs w:val="18"/>
+        </w:rPr>
+        <w:t>ere</w:t>
+      </w:r>
+      <w:r>
+        <w:rPr>
+          <w:szCs w:val="18"/>
+        </w:rPr>
+        <w:t xml:space="preserve"> </w:t>
+      </w:r>
+      <w:r>
+        <w:rPr>
+          <w:szCs w:val="18"/>
+        </w:rPr>
+        <w:t>predicted</w:t>
+      </w:r>
+      <w:r>
+        <w:rPr>
+          <w:szCs w:val="18"/>
+        </w:rPr>
+        <w:t xml:space="preserve"> </w:t>
+      </w:r>
+      <w:r>
+        <w:rPr>
+          <w:szCs w:val="18"/>
+        </w:rPr>
+        <w:t xml:space="preserve">to reduce collisions by </w:t>
+      </w:r>
+      <w:r>
+        <w:t>5.7%</w:t>
+      </w:r>
+      <w:r>
+        <w:rPr>
+          <w:szCs w:val="18"/>
+        </w:rPr>
+        <w:t>.</w:t>
+      </w:r>
+      <w:r>
+        <w:rPr>
+          <w:szCs w:val="18"/>
+        </w:rPr>
+        <w:t xml:space="preserve"> We highlight the importance of the framework for bridging</w:t>
+      </w:r>
+      <w:r>
+        <w:rPr>
+          <w:szCs w:val="18"/>
+        </w:rPr>
+        <w:t xml:space="preserve"> </w:t>
+      </w:r>
+      <w:r>
+        <w:rPr>
+          <w:szCs w:val="18"/>
+        </w:rPr>
+        <w:t xml:space="preserve">research and practice through </w:t>
+      </w:r>
+      <w:r>
+        <w:rPr>
+          <w:szCs w:val="18"/>
+        </w:rPr>
+        <w:t>unified</w:t>
+      </w:r>
+      <w:r>
+        <w:rPr>
+          <w:szCs w:val="18"/>
+        </w:rPr>
+        <w:t xml:space="preserve"> understanding</w:t>
+      </w:r>
+      <w:r>
+        <w:rPr>
+          <w:szCs w:val="18"/>
+        </w:rPr>
+        <w:t xml:space="preserve">, </w:t>
+      </w:r>
+      <w:r>
+        <w:rPr>
+          <w:szCs w:val="18"/>
+        </w:rPr>
+        <w:t>actionable outputs</w:t>
+      </w:r>
+      <w:r>
+        <w:rPr>
+          <w:szCs w:val="18"/>
+        </w:rPr>
+        <w:t>, human guidance, and</w:t>
+      </w:r>
+      <w:r>
+        <w:rPr>
+          <w:szCs w:val="18"/>
+        </w:rPr>
+        <w:t xml:space="preserve"> iterative refinement.</w:t>
+      </w:r>
+      <w:r>
+        <w:rPr>
+          <w:szCs w:val="18"/>
+        </w:rPr>
+        <w:t xml:space="preserve"> </w:t>
+      </w:r>
+      <w:r>
+        <w:rPr>
+          <w:szCs w:val="18"/>
+        </w:rPr>
+        <w:t xml:space="preserve">With </w:t>
+      </w:r>
+      <w:r>
+        <w:rPr>
+          <w:szCs w:val="18"/>
+        </w:rPr>
+        <w:t>recent advances</w:t>
+      </w:r>
+      <w:r>
+        <w:rPr>
+          <w:szCs w:val="18"/>
+        </w:rPr>
+        <w:t xml:space="preserve"> </w:t>
+      </w:r>
+      <w:r>
+        <w:rPr>
+          <w:szCs w:val="18"/>
+        </w:rPr>
+        <w:t>in</w:t>
+      </w:r>
+      <w:r>
+        <w:rPr>
+          <w:szCs w:val="18"/>
+        </w:rPr>
+        <w:t xml:space="preserve"> big data and artificial intelligence</w:t>
+      </w:r>
+      <w:r>
+        <w:rPr>
+          <w:szCs w:val="18"/>
+        </w:rPr>
+        <w:t>, w</w:t>
+      </w:r>
+      <w:r>
+        <w:rPr>
+          <w:szCs w:val="18"/>
+        </w:rPr>
+        <w:t xml:space="preserve">e envision </w:t>
+      </w:r>
+      <w:r>
+        <w:rPr>
+          <w:szCs w:val="18"/>
+        </w:rPr>
+        <w:t>an acceleration in the discovery of geo-intervention</w:t>
+      </w:r>
+      <w:r>
+        <w:rPr>
+          <w:szCs w:val="18"/>
+        </w:rPr>
+        <w:t>s</w:t>
+      </w:r>
+      <w:r>
+        <w:rPr>
+          <w:szCs w:val="18"/>
+        </w:rPr>
+        <w:t>, and</w:t>
+      </w:r>
+      <w:r>
+        <w:rPr>
+          <w:szCs w:val="18"/>
+        </w:rPr>
+        <w:t xml:space="preserve"> </w:t>
+      </w:r>
+      <w:r>
+        <w:rPr>
+          <w:szCs w:val="18"/>
+        </w:rPr>
+        <w:t>emergence</w:t>
+      </w:r>
+      <w:r>
+        <w:rPr>
+          <w:szCs w:val="18"/>
+        </w:rPr>
+        <w:t xml:space="preserve"> of interdisciplinary work</w:t>
+      </w:r>
+      <w:r>
+        <w:rPr>
+          <w:szCs w:val="18"/>
+        </w:rPr>
+        <w:t xml:space="preserve"> towards </w:t>
+      </w:r>
+      <w:r>
+        <w:rPr>
+          <w:szCs w:val="18"/>
+        </w:rPr>
+        <w:t>predicting</w:t>
+      </w:r>
+      <w:r>
+        <w:rPr>
+          <w:szCs w:val="18"/>
+        </w:rPr>
+        <w:t xml:space="preserve"> accurate and precise future outcomes at scale</w:t>
+      </w:r>
+      <w:r>
+        <w:rPr>
+          <w:szCs w:val="18"/>
+        </w:rPr>
+        <w:t>.</w:t>
       </w:r>
     </w:p>
     <w:p>
@@ -1150,7 +1724,19 @@
         <w:rPr>
           <w:lang w:val="en"/>
         </w:rPr>
-        <w:t>, many studies in geo-interventions only consider a small range of alternative intervention scenarios, constraints, and models predetermined by experts based on</w:t>
+        <w:t xml:space="preserve">, many studies </w:t>
+      </w:r>
+      <w:r>
+        <w:rPr>
+          <w:lang w:val="en"/>
+        </w:rPr>
+        <w:t>related to</w:t>
+      </w:r>
+      <w:r>
+        <w:rPr>
+          <w:lang w:val="en"/>
+        </w:rPr>
+        <w:t xml:space="preserve"> geo-interventions only consider a small range of alternative intervention scenarios, constraints, and models predetermined by experts based on</w:t>
       </w:r>
       <w:r>
         <w:rPr>
@@ -1237,7 +1823,14 @@
         <w:rPr>
           <w:lang w:val="en"/>
         </w:rPr>
-        <w:t xml:space="preserve"> – leading to issues </w:t>
+        <w:t xml:space="preserve"> – leading </w:t>
+      </w:r>
+      <w:r>
+        <w:rPr>
+          <w:lang w:val="en"/>
+        </w:rPr>
+        <w:lastRenderedPageBreak/>
+        <w:t xml:space="preserve">to issues </w:t>
       </w:r>
       <w:r>
         <w:rPr>
@@ -1501,7 +2094,6 @@
         <w:rPr>
           <w:lang w:val="en"/>
         </w:rPr>
-        <w:lastRenderedPageBreak/>
         <w:t xml:space="preserve">This paper aims to provide a </w:t>
       </w:r>
       <w:r>
@@ -1974,6 +2566,7 @@
         <w:rPr>
           <w:noProof/>
         </w:rPr>
+        <w:lastRenderedPageBreak/>
         <w:drawing>
           <wp:inline distT="0" distB="0" distL="0" distR="0" wp14:anchorId="65E4E077" wp14:editId="098C487F">
             <wp:extent cx="4083527" cy="3206381"/>
@@ -2095,7 +2688,6 @@
         <w:pStyle w:val="MDPI22heading2"/>
       </w:pPr>
       <w:r>
-        <w:lastRenderedPageBreak/>
         <w:t>2</w:t>
       </w:r>
       <w:r>
@@ -2707,7 +3299,11 @@
         <w:t>increase or decrease in</w:t>
       </w:r>
       <w:r>
-        <w:t xml:space="preserve"> these values, indicating change</w:t>
+        <w:t xml:space="preserve"> these </w:t>
+      </w:r>
+      <w:r>
+        <w:lastRenderedPageBreak/>
+        <w:t>values, indicating change</w:t>
       </w:r>
       <w:r>
         <w:t>s</w:t>
@@ -8085,14 +8681,7 @@
         <w:rPr>
           <w:lang w:val="en"/>
         </w:rPr>
-        <w:t xml:space="preserve">. Instead, we may reduce the number of values to try </w:t>
-      </w:r>
-      <w:r>
-        <w:rPr>
-          <w:lang w:val="en"/>
-        </w:rPr>
-        <w:lastRenderedPageBreak/>
-        <w:t xml:space="preserve">by limiting the locations </w:t>
+        <w:t xml:space="preserve">. Instead, we may reduce the number of values to try by limiting the locations </w:t>
       </w:r>
       <m:oMath>
         <m:r>
@@ -9497,6 +10086,7 @@
               <w:jc w:val="left"/>
             </w:pPr>
             <w:r>
+              <w:lastRenderedPageBreak/>
               <w:t xml:space="preserve">Sets of </w:t>
             </w:r>
             <w:r>
@@ -9526,6 +10116,7 @@
               <w:jc w:val="left"/>
             </w:pPr>
             <w:r>
+              <w:lastRenderedPageBreak/>
               <w:t>Ordered sets of points</w:t>
             </w:r>
             <w:r>
@@ -9603,6 +10194,7 @@
               <w:spacing w:line="240" w:lineRule="auto"/>
             </w:pPr>
             <w:r>
+              <w:lastRenderedPageBreak/>
               <w:t>Outcome</w:t>
             </w:r>
           </w:p>
@@ -9921,7 +10513,6 @@
               <w:jc w:val="left"/>
             </w:pPr>
             <w:r>
-              <w:lastRenderedPageBreak/>
               <w:t>Variable Metrics*</w:t>
             </w:r>
           </w:p>
@@ -10025,7 +10616,6 @@
               <w:jc w:val="left"/>
             </w:pPr>
             <w:r>
-              <w:lastRenderedPageBreak/>
               <w:t>Changes to variables associated with predicted outcomes, limited by constraints</w:t>
             </w:r>
           </w:p>
@@ -10052,7 +10642,6 @@
               <w:jc w:val="left"/>
             </w:pPr>
             <w:r>
-              <w:lastRenderedPageBreak/>
               <w:t>Measures association of variables to predicted outcomes</w:t>
             </w:r>
           </w:p>
@@ -10119,7 +10708,6 @@
         <w:pStyle w:val="MDPI43tablefooter"/>
       </w:pPr>
       <w:r>
-        <w:lastRenderedPageBreak/>
         <w:t xml:space="preserve">* </w:t>
       </w:r>
       <w:r>
@@ -11276,7 +11864,14 @@
         <w:rPr>
           <w:lang w:val="en"/>
         </w:rPr>
-        <w:t>creates, modifies, and removes variables based on the available variables and geometry data from the vector sub-components</w:t>
+        <w:t xml:space="preserve">creates, modifies, and removes </w:t>
+      </w:r>
+      <w:r>
+        <w:rPr>
+          <w:lang w:val="en"/>
+        </w:rPr>
+        <w:lastRenderedPageBreak/>
+        <w:t>variables based on the available variables and geometry data from the vector sub-components</w:t>
       </w:r>
       <w:r>
         <w:rPr>
@@ -12557,7 +13152,6 @@
         <w:t>sub-</w:t>
       </w:r>
       <w:r>
-        <w:lastRenderedPageBreak/>
         <w:t>component</w:t>
       </w:r>
       <w:r>
@@ -13702,7 +14296,14 @@
         <w:rPr>
           <w:lang w:val="en"/>
         </w:rPr>
-        <w:t xml:space="preserve"> was selected or defined to find the most desirable outcome, using the best model sub-component from the outcome modelling component</w:t>
+        <w:t xml:space="preserve"> was selected or defined </w:t>
+      </w:r>
+      <w:r>
+        <w:rPr>
+          <w:lang w:val="en"/>
+        </w:rPr>
+        <w:lastRenderedPageBreak/>
+        <w:t>to find the most desirable outcome, using the best model sub-component from the outcome modelling component</w:t>
       </w:r>
       <w:r>
         <w:rPr>
@@ -14153,11 +14754,7 @@
         <w:t>fatalities</w:t>
       </w:r>
       <w:r>
-        <w:t xml:space="preserve"> through a safe </w:t>
-      </w:r>
-      <w:r>
-        <w:lastRenderedPageBreak/>
-        <w:t>systems approach</w:t>
+        <w:t xml:space="preserve"> through a safe systems approach</w:t>
       </w:r>
       <w:r>
         <w:t xml:space="preserve"> </w:t>
@@ -15061,6 +15658,7 @@
             </w:pPr>
             <w:proofErr w:type="spellStart"/>
             <w:r>
+              <w:lastRenderedPageBreak/>
               <w:t>Centrelines</w:t>
             </w:r>
             <w:proofErr w:type="spellEnd"/>
@@ -16020,7 +16618,6 @@
               <w:pStyle w:val="MDPI42tablebody"/>
             </w:pPr>
             <w:r>
-              <w:lastRenderedPageBreak/>
               <w:t>Ambulance</w:t>
             </w:r>
           </w:p>
@@ -17652,7 +18249,11 @@
               <w:jc w:val="left"/>
             </w:pPr>
             <w:r>
-              <w:t xml:space="preserve">Religious locations such as churches, synagogues, temples, ashrams, mosques, </w:t>
+              <w:t xml:space="preserve">Religious locations such as churches, synagogues, temples, ashrams, </w:t>
+            </w:r>
+            <w:r>
+              <w:lastRenderedPageBreak/>
+              <w:t xml:space="preserve">mosques, </w:t>
             </w:r>
             <w:proofErr w:type="spellStart"/>
             <w:r>
@@ -18258,7 +18859,6 @@
         <w:pStyle w:val="MDPI23heading3"/>
       </w:pPr>
       <w:r>
-        <w:lastRenderedPageBreak/>
         <w:t>2.</w:t>
       </w:r>
       <w:r>
@@ -19277,7 +19877,14 @@
         <w:rPr>
           <w:lang w:val="en"/>
         </w:rPr>
-        <w:t xml:space="preserve"> as the optimization algorithm sub-component to find the best outcomes and geo-interventions, based on the constraints and largest reduction in predicted MVCs.</w:t>
+        <w:t xml:space="preserve"> </w:t>
+      </w:r>
+      <w:r>
+        <w:rPr>
+          <w:lang w:val="en"/>
+        </w:rPr>
+        <w:lastRenderedPageBreak/>
+        <w:t>as the optimization algorithm sub-component to find the best outcomes and geo-interventions, based on the constraints and largest reduction in predicted MVCs.</w:t>
       </w:r>
       <w:r>
         <w:rPr>
@@ -19551,11 +20158,7 @@
         <w:t>geo-intervention model</w:t>
       </w:r>
       <w:r>
-        <w:t xml:space="preserve">ling framework and conducted a case study to demonstrate the </w:t>
-      </w:r>
-      <w:r>
-        <w:lastRenderedPageBreak/>
-        <w:t>framework</w:t>
+        <w:t>ling framework and conducted a case study to demonstrate the framework</w:t>
       </w:r>
       <w:r>
         <w:t>.</w:t>
@@ -19865,6 +20468,7 @@
         <w:rPr>
           <w:noProof/>
         </w:rPr>
+        <w:lastRenderedPageBreak/>
         <w:drawing>
           <wp:inline distT="0" distB="0" distL="0" distR="0" wp14:anchorId="5EC69434" wp14:editId="6BBFBB45">
             <wp:extent cx="4961326" cy="3395198"/>
@@ -20084,11 +20688,7 @@
         <w:t>).</w:t>
       </w:r>
       <w:r>
-        <w:t xml:space="preserve"> The vector data sub-components (points, lines, </w:t>
-      </w:r>
-      <w:r>
-        <w:lastRenderedPageBreak/>
-        <w:t>and polygons) then represent</w:t>
+        <w:t xml:space="preserve"> The vector data sub-components (points, lines, and polygons) then represent</w:t>
       </w:r>
       <w:r>
         <w:t>ed</w:t>
@@ -21413,6 +22013,7 @@
         <w:rPr>
           <w:lang w:val="en"/>
         </w:rPr>
+        <w:lastRenderedPageBreak/>
         <w:t xml:space="preserve">The </w:t>
       </w:r>
       <w:r>
@@ -23596,14 +24197,7 @@
         <w:rPr>
           <w:lang w:val="en"/>
         </w:rPr>
-        <w:t xml:space="preserve"> The actions sub-</w:t>
-      </w:r>
-      <w:r>
-        <w:rPr>
-          <w:lang w:val="en"/>
-        </w:rPr>
-        <w:lastRenderedPageBreak/>
-        <w:t>component contain</w:t>
+        <w:t xml:space="preserve"> The actions sub-component contain</w:t>
       </w:r>
       <w:r>
         <w:rPr>
@@ -24796,6 +25390,7 @@
         <w:rPr>
           <w:b/>
         </w:rPr>
+        <w:lastRenderedPageBreak/>
         <w:t>Table 5</w:t>
       </w:r>
       <w:r>
@@ -26188,16 +26783,14 @@
     <w:p>
       <w:pPr>
         <w:pStyle w:val="MDPI52figure"/>
-        <w:jc w:val="right"/>
       </w:pPr>
       <w:r>
         <w:rPr>
           <w:noProof/>
         </w:rPr>
-        <w:lastRenderedPageBreak/>
         <w:drawing>
-          <wp:inline distT="0" distB="0" distL="0" distR="0" wp14:anchorId="17F7A8F7" wp14:editId="650CE11D">
-            <wp:extent cx="5135799" cy="6655577"/>
+          <wp:inline distT="0" distB="0" distL="0" distR="0" wp14:anchorId="17F7A8F7" wp14:editId="39C60DF4">
+            <wp:extent cx="3343082" cy="4332364"/>
             <wp:effectExtent l="0" t="0" r="0" b="0"/>
             <wp:docPr id="482265357" name="Picture 6"/>
             <wp:cNvGraphicFramePr>
@@ -26219,7 +26812,7 @@
                   <pic:spPr>
                     <a:xfrm>
                       <a:off x="0" y="0"/>
-                      <a:ext cx="5135799" cy="6655577"/>
+                      <a:ext cx="3449034" cy="4469669"/>
                     </a:xfrm>
                     <a:prstGeom prst="rect">
                       <a:avLst/>
@@ -26339,7 +26932,11 @@
         <w:t xml:space="preserve">spatial </w:t>
       </w:r>
       <w:r>
-        <w:t>objects (rows) were collected from the City of Toronto Open Data Portal and Toronto Police Service Public Safety Data Portal related to infrastructure, socio</w:t>
+        <w:t xml:space="preserve">objects (rows) were collected from the City of Toronto Open Data Portal and Toronto Police Service </w:t>
+      </w:r>
+      <w:r>
+        <w:lastRenderedPageBreak/>
+        <w:t>Public Safety Data Portal related to infrastructure, socio</w:t>
       </w:r>
       <w:r>
         <w:t>-</w:t>
@@ -26431,7 +27028,6 @@
         </w:rPr>
       </w:pPr>
       <w:r>
-        <w:lastRenderedPageBreak/>
         <w:t>3.2.</w:t>
       </w:r>
       <w:r>
@@ -28557,6 +29153,33 @@
         <w:t>.</w:t>
       </w:r>
       <w:r>
+        <w:t xml:space="preserve"> In this example, we may also consider multi</w:t>
+      </w:r>
+      <w:r>
+        <w:t xml:space="preserve">ple </w:t>
+      </w:r>
+      <w:r>
+        <w:t xml:space="preserve">outcome </w:t>
+      </w:r>
+      <w:r>
+        <w:t>sub-</w:t>
+      </w:r>
+      <w:r>
+        <w:t xml:space="preserve">models with a unifying metric to address the target outcome (e.g. </w:t>
+      </w:r>
+      <w:r>
+        <w:t xml:space="preserve">road </w:t>
+      </w:r>
+      <w:r>
+        <w:t xml:space="preserve">traffic </w:t>
+      </w:r>
+      <w:r>
+        <w:t>injuries</w:t>
+      </w:r>
+      <w:r>
+        <w:t>), and their outcome effects (e.g. vulnerable populations and equity).</w:t>
+      </w:r>
+      <w:r>
         <w:t xml:space="preserve"> With adequate computational resources, efforts on the choice of metrics may provide more benefit than efforts spent on the choice of models as automated modelling approaches develop, and more non-expert users are able to apply these models.</w:t>
       </w:r>
     </w:p>
@@ -28978,7 +29601,11 @@
         <w:t>I</w:t>
       </w:r>
       <w:r>
-        <w:t>n scenario one, high traffic areas had lowered the search space, and resulted in several geo-interventions that lowered collisions</w:t>
+        <w:t xml:space="preserve">n scenario one, high traffic areas had lowered the </w:t>
+      </w:r>
+      <w:r>
+        <w:lastRenderedPageBreak/>
+        <w:t>search space, and resulted in several geo-interventions that lowered collisions</w:t>
       </w:r>
       <w:r>
         <w:t xml:space="preserve">, which is consistent with past knowledge </w:t>
@@ -29011,11 +29638,7 @@
         <w:t>.</w:t>
       </w:r>
       <w:r>
-        <w:t xml:space="preserve"> Additionally, the number of variables were limited to the top three most important infrastructure variables, further </w:t>
-      </w:r>
-      <w:r>
-        <w:lastRenderedPageBreak/>
-        <w:t>limiting the search space to represent modifiable phenomena in the real world.</w:t>
+        <w:t xml:space="preserve"> Additionally, the number of variables were limited to the top three most important infrastructure variables, further limiting the search space to represent modifiable phenomena in the real world.</w:t>
       </w:r>
       <w:r>
         <w:t xml:space="preserve"> Here, the search space was limited by reducing the number of variables</w:t>
@@ -29527,7 +30150,11 @@
         <w:t xml:space="preserve"> the third geo-intervention generation</w:t>
       </w:r>
       <w:r>
-        <w:t xml:space="preserve"> component to frameworks where the scope of the research is to predict outcomes or events</w:t>
+        <w:t xml:space="preserve"> component to frameworks where the scope of the research is to predict </w:t>
+      </w:r>
+      <w:r>
+        <w:lastRenderedPageBreak/>
+        <w:t>outcomes or events</w:t>
       </w:r>
       <w:r>
         <w:t xml:space="preserve"> </w:t>
@@ -29599,11 +30226,7 @@
         <w:t>simulat</w:t>
       </w:r>
       <w:r>
-        <w:t xml:space="preserve">ion </w:t>
-      </w:r>
-      <w:r>
-        <w:lastRenderedPageBreak/>
-        <w:t>of</w:t>
+        <w:t>ion of</w:t>
       </w:r>
       <w:r>
         <w:t xml:space="preserve"> changes to input variables and </w:t>
@@ -30158,7 +30781,11 @@
         <w:t>The geo-intervention modelling framework did not consider temporal data and their variables, which may be important for modelling datasets that</w:t>
       </w:r>
       <w:r>
-        <w:t xml:space="preserve"> capture temporal phenomena</w:t>
+        <w:t xml:space="preserve"> capture temporal </w:t>
+      </w:r>
+      <w:r>
+        <w:lastRenderedPageBreak/>
+        <w:t>phenomena</w:t>
       </w:r>
       <w:r>
         <w:t xml:space="preserve"> </w:t>
@@ -30221,11 +30848,7 @@
         <w:t>temporal geo</w:t>
       </w:r>
       <w:r>
-        <w:t xml:space="preserve">data has three dimensions, containing records in space (first and second </w:t>
-      </w:r>
-      <w:r>
-        <w:lastRenderedPageBreak/>
-        <w:t>dimensions)</w:t>
+        <w:t>data has three dimensions, containing records in space (first and second dimensions)</w:t>
       </w:r>
       <w:r>
         <w:t xml:space="preserve"> that are also </w:t>
@@ -30930,7 +31553,11 @@
         <w:t xml:space="preserve"> relative to validating generated geo-interventions, and lack of empirical evidence for the utility of the framework. </w:t>
       </w:r>
       <w:r>
-        <w:t xml:space="preserve">Section 4.4.1 discusses issues with data availability and relevant approaches for verifying geo-interventions from models. Section 4.4.2 notes the lack of empirical evidence as the framework </w:t>
+        <w:t xml:space="preserve">Section 4.4.1 discusses issues with data availability and </w:t>
+      </w:r>
+      <w:r>
+        <w:lastRenderedPageBreak/>
+        <w:t xml:space="preserve">relevant approaches for verifying geo-interventions from models. Section 4.4.2 notes the lack of empirical evidence as the framework </w:t>
       </w:r>
       <w:r>
         <w:t>was</w:t>
@@ -30957,11 +31584,7 @@
         <w:t xml:space="preserve"> theoretical foundation.</w:t>
       </w:r>
       <w:r>
-        <w:t xml:space="preserve"> </w:t>
-      </w:r>
-      <w:r>
-        <w:lastRenderedPageBreak/>
-        <w:t xml:space="preserve">These limitations reveal the need for interdisciplinary research of geo-interventions, encouraging the </w:t>
+        <w:t xml:space="preserve"> These limitations reveal the need for interdisciplinary research of geo-interventions, encouraging the </w:t>
       </w:r>
       <w:r>
         <w:t xml:space="preserve">collection of </w:t>
@@ -31556,7 +32179,11 @@
         <w:t xml:space="preserve"> Another example involves </w:t>
       </w:r>
       <w:r>
-        <w:t>applying the framework</w:t>
+        <w:t xml:space="preserve">applying </w:t>
+      </w:r>
+      <w:r>
+        <w:lastRenderedPageBreak/>
+        <w:t>the framework</w:t>
       </w:r>
       <w:r>
         <w:t xml:space="preserve"> to different domain</w:t>
@@ -31589,11 +32216,7 @@
         <w:t xml:space="preserve"> better</w:t>
       </w:r>
       <w:r>
-        <w:t xml:space="preserve"> </w:t>
-      </w:r>
-      <w:r>
-        <w:lastRenderedPageBreak/>
-        <w:t>knowledge transfe</w:t>
+        <w:t xml:space="preserve"> knowledge transfe</w:t>
       </w:r>
       <w:r>
         <w:t>r</w:t>
@@ -32221,7 +32844,14 @@
         <w:rPr>
           <w:lang w:val="en"/>
         </w:rPr>
-        <w:t xml:space="preserve"> In addition, we demonstrated an application of the framework for generating infrastructure-related geo-interventions on reducing road collisions in Toronto, Canada.</w:t>
+        <w:t xml:space="preserve"> In addition, we demonstrated an application of the framework for generating infrastructure-related geo-</w:t>
+      </w:r>
+      <w:r>
+        <w:rPr>
+          <w:lang w:val="en"/>
+        </w:rPr>
+        <w:lastRenderedPageBreak/>
+        <w:t>interventions on reducing road collisions in Toronto, Canada.</w:t>
       </w:r>
       <w:r>
         <w:rPr>
@@ -32245,14 +32875,7 @@
         <w:rPr>
           <w:lang w:val="en"/>
         </w:rPr>
-        <w:t xml:space="preserve">Considerations on spatial feature engineering, outcome </w:t>
-      </w:r>
-      <w:r>
-        <w:rPr>
-          <w:lang w:val="en"/>
-        </w:rPr>
-        <w:lastRenderedPageBreak/>
-        <w:t>modelling and evaluation, and geo-intervention optimization provided common approaches for implementing each of the framework components</w:t>
+        <w:t>Considerations on spatial feature engineering, outcome modelling and evaluation, and geo-intervention optimization provided common approaches for implementing each of the framework components</w:t>
       </w:r>
       <w:r>
         <w:rPr>
@@ -33007,6 +33630,7 @@
         <w:rPr>
           <w:color w:val="auto"/>
         </w:rPr>
+        <w:lastRenderedPageBreak/>
         <w:t xml:space="preserve">6. </w:t>
       </w:r>
       <w:r>
@@ -33042,7 +33666,6 @@
         <w:rPr>
           <w:color w:val="auto"/>
         </w:rPr>
-        <w:lastRenderedPageBreak/>
         <w:t xml:space="preserve">7. </w:t>
       </w:r>
       <w:r>
@@ -34410,6 +35033,7 @@
         <w:rPr>
           <w:color w:val="auto"/>
         </w:rPr>
+        <w:lastRenderedPageBreak/>
         <w:t xml:space="preserve">24. </w:t>
       </w:r>
       <w:r>
@@ -34497,7 +35121,6 @@
         <w:rPr>
           <w:color w:val="auto"/>
         </w:rPr>
-        <w:lastRenderedPageBreak/>
         <w:t xml:space="preserve">25. </w:t>
       </w:r>
       <w:r>
@@ -35562,6 +36185,7 @@
         <w:rPr>
           <w:color w:val="auto"/>
         </w:rPr>
+        <w:lastRenderedPageBreak/>
         <w:t xml:space="preserve">42. </w:t>
       </w:r>
       <w:r>
@@ -35639,7 +36263,6 @@
         <w:rPr>
           <w:color w:val="auto"/>
         </w:rPr>
-        <w:lastRenderedPageBreak/>
         <w:t xml:space="preserve">43. </w:t>
       </w:r>
       <w:r>
@@ -36880,6 +37503,7 @@
         <w:rPr>
           <w:color w:val="auto"/>
         </w:rPr>
+        <w:lastRenderedPageBreak/>
         <w:t xml:space="preserve">62. </w:t>
       </w:r>
       <w:r>
@@ -36901,7 +37525,6 @@
         <w:rPr>
           <w:color w:val="auto"/>
         </w:rPr>
-        <w:lastRenderedPageBreak/>
         <w:t xml:space="preserve">63. </w:t>
       </w:r>
       <w:r>
@@ -37412,6 +38035,7 @@
         <w:rPr>
           <w:color w:val="auto"/>
         </w:rPr>
+        <w:lastRenderedPageBreak/>
         <w:t xml:space="preserve">82. </w:t>
       </w:r>
       <w:r>
@@ -37433,7 +38057,6 @@
         <w:rPr>
           <w:color w:val="auto"/>
         </w:rPr>
-        <w:lastRenderedPageBreak/>
         <w:t xml:space="preserve">83. </w:t>
       </w:r>
       <w:r>
@@ -38261,6 +38884,7 @@
         <w:rPr>
           <w:color w:val="auto"/>
         </w:rPr>
+        <w:lastRenderedPageBreak/>
         <w:t xml:space="preserve">100. </w:t>
       </w:r>
       <w:r>
@@ -38324,7 +38948,6 @@
         <w:rPr>
           <w:color w:val="auto"/>
         </w:rPr>
-        <w:lastRenderedPageBreak/>
         <w:t xml:space="preserve">101. </w:t>
       </w:r>
       <w:r>
@@ -39506,6 +40129,7 @@
         <w:rPr>
           <w:color w:val="auto"/>
         </w:rPr>
+        <w:lastRenderedPageBreak/>
         <w:t xml:space="preserve">121. </w:t>
       </w:r>
       <w:r>
@@ -39597,7 +40221,6 @@
         <w:rPr>
           <w:color w:val="auto"/>
         </w:rPr>
-        <w:lastRenderedPageBreak/>
         <w:t xml:space="preserve">122. </w:t>
       </w:r>
       <w:r>
@@ -40864,6 +41487,7 @@
         <w:rPr>
           <w:color w:val="auto"/>
         </w:rPr>
+        <w:lastRenderedPageBreak/>
         <w:t xml:space="preserve">140. </w:t>
       </w:r>
       <w:r>
@@ -40955,7 +41579,6 @@
         <w:rPr>
           <w:color w:val="auto"/>
         </w:rPr>
-        <w:lastRenderedPageBreak/>
         <w:t xml:space="preserve">141. </w:t>
       </w:r>
       <w:r>
@@ -42305,6 +42928,7 @@
         <w:rPr>
           <w:color w:val="auto"/>
         </w:rPr>
+        <w:lastRenderedPageBreak/>
         <w:t xml:space="preserve">158. </w:t>
       </w:r>
       <w:r>
@@ -42382,7 +43006,6 @@
         <w:rPr>
           <w:color w:val="auto"/>
         </w:rPr>
-        <w:lastRenderedPageBreak/>
         <w:t xml:space="preserve">159. </w:t>
       </w:r>
       <w:r>
@@ -44914,11 +45537,7 @@
     </w:p>
     <w:p>
       <w:pPr>
-        <w:pStyle w:val="MDPI71References"/>
-        <w:numPr>
-          <w:ilvl w:val="0"/>
-          <w:numId w:val="0"/>
-        </w:numPr>
+        <w:pStyle w:val="Bibliography"/>
       </w:pPr>
       <w:r>
         <w:fldChar w:fldCharType="end"/>
